--- a/automation/issues/JainMagazine_W3_Jul31-Aug14_2026.docx
+++ b/automation/issues/JainMagazine_W3_Jul31-Aug14_2026.docx
@@ -144,7 +144,7 @@
         </w:rPr>
         <w:t xml:space="preserve">  →  </w:t>
       </w:r>
-      <w:hyperlink w:history="1" r:id="rIdbq2dayriny5etpx7gpf6h">
+      <w:hyperlink w:history="1" r:id="rIdev89oukpydsvne-5wkzc8">
         <w:r>
           <w:rPr>
             <w:rFonts w:ascii="Arial" w:cs="Arial" w:eastAsia="Arial" w:hAnsi="Arial"/>
@@ -240,7 +240,7 @@
         </w:rPr>
         <w:t xml:space="preserve">  →  </w:t>
       </w:r>
-      <w:hyperlink w:history="1" r:id="rId1fndw91hdmzkomiyvxrlg">
+      <w:hyperlink w:history="1" r:id="rIdn1hl-ruzlt4kuot7qbtjz">
         <w:r>
           <w:rPr>
             <w:rFonts w:ascii="Arial" w:cs="Arial" w:eastAsia="Arial" w:hAnsi="Arial"/>
@@ -336,7 +336,7 @@
         </w:rPr>
         <w:t xml:space="preserve">  →  </w:t>
       </w:r>
-      <w:hyperlink w:history="1" r:id="rIdmnyxabhfzd39tbbk7vjgm">
+      <w:hyperlink w:history="1" r:id="rId60v_f2sz-sdofo1vnipcn">
         <w:r>
           <w:rPr>
             <w:rFonts w:ascii="Arial" w:cs="Arial" w:eastAsia="Arial" w:hAnsi="Arial"/>
@@ -432,7 +432,7 @@
         </w:rPr>
         <w:t xml:space="preserve">  →  </w:t>
       </w:r>
-      <w:hyperlink w:history="1" r:id="rIdgtnkpmnmwqw1as7u_k9yt">
+      <w:hyperlink w:history="1" r:id="rIdnt7meyi-4jv8vp7nkk-zw">
         <w:r>
           <w:rPr>
             <w:rFonts w:ascii="Arial" w:cs="Arial" w:eastAsia="Arial" w:hAnsi="Arial"/>
@@ -528,7 +528,7 @@
         </w:rPr>
         <w:t xml:space="preserve">  →  </w:t>
       </w:r>
-      <w:hyperlink w:history="1" r:id="rIdovtedcfjra9z_ceckz-ca">
+      <w:hyperlink w:history="1" r:id="rIdkgrno00vmuhgh7s_zjx60">
         <w:r>
           <w:rPr>
             <w:rFonts w:ascii="Arial" w:cs="Arial" w:eastAsia="Arial" w:hAnsi="Arial"/>
@@ -624,7 +624,7 @@
         </w:rPr>
         <w:t xml:space="preserve">  →  </w:t>
       </w:r>
-      <w:hyperlink w:history="1" r:id="rIdzhusln3fhn5hwrb36avlj">
+      <w:hyperlink w:history="1" r:id="rIdlmalg0oue5k4hwzbsws4e">
         <w:r>
           <w:rPr>
             <w:rFonts w:ascii="Arial" w:cs="Arial" w:eastAsia="Arial" w:hAnsi="Arial"/>
@@ -720,7 +720,7 @@
         </w:rPr>
         <w:t xml:space="preserve">  →  </w:t>
       </w:r>
-      <w:hyperlink w:history="1" r:id="rIdruug7lm4puefax9p2or97">
+      <w:hyperlink w:history="1" r:id="rId0ysyullsnqc3b4of5wyqw">
         <w:r>
           <w:rPr>
             <w:rFonts w:ascii="Arial" w:cs="Arial" w:eastAsia="Arial" w:hAnsi="Arial"/>
